--- a/vektoripaja/downloads/nayttosuunnitelma.docx
+++ b/vektoripaja/downloads/nayttosuunnitelma.docx
@@ -26,7 +26,7 @@
           <w:sz w:val="23"/>
           <w:szCs w:val="23"/>
         </w:rPr>
-        <w:t xml:space="preserve">Vektoripaja · Low-poly 3D-mallinnin Windows-työpöytäsovelluksena (Python): Inkscapen SVG → 3D-malli → .obj. Tekoälyavusteinen työtapa: Microsoft 365 Copilot suunnittelee ja auttaa Tiedosto-kaistalla. GitHub Copilot avustaa VS Codessa. · Vk 40/2026–vk 9/2027 · syysloma vk 42 · joululoma 18.12.–10.1. · talviloma vk 8, luovutus pe 5.3.2027</w:t>
+        <w:t xml:space="preserve">Vektoripaja · Low-poly 3D-mallinnin Windows-työpöytäsovelluksena (Python): Inkscapen SVG → 3D-malli → .obj. Tekoälyavusteinen työtapa: Microsoft 365 Copilot suunnittelee ja auttaa Tiedosto-kaistalla. GitHub Copilot avustaa VS Codessa. · Vk 40/2026–vk 11/2027 · syysloma vk 42 · joululoma 18.12.–10.1. · talviloma vk 8, luovutus pe 19.3.2027</w:t>
       </w:r>
     </w:p>
     <w:p>
@@ -101,7 +101,7 @@
           <w:sz w:val="21"/>
           <w:szCs w:val="21"/>
         </w:rPr>
-        <w:t xml:space="preserve">Aikataulu on päivätty: vk 40/2026 (ma 28.9.) – vk 9/2027 (pe 5.3.), 18 työviikkoa. Lomat vk 42, joululoma 18.12.–10.1. (vk 51 on neljä työpäivää) ja talviloma vk 8.</w:t>
+        <w:t xml:space="preserve">Aikataulu on päivätty: vk 40/2026 (ma 28.9.) – vk 11/2027 (pe 19.3.), 20 työviikkoa. Lomat vk 42, joululoma 18.12.–10.1. (vk 51 on neljä työpäivää) ja talviloma vk 8. Viikot 43–44 ja 45–46 ovat kahden viikon jaksoja.</w:t>
       </w:r>
     </w:p>
     <w:p>
@@ -115,7 +115,7 @@
           <w:sz w:val="21"/>
           <w:szCs w:val="21"/>
         </w:rPr>
-        <w:t xml:space="preserve">Pakollinen ydin (P0, ennen joulua): SVG-tuonti · layerit ja ryhmät solmupuuksi · revolve 3–32 segmenttiä · inflate 3–8 sivua · valinta, siirto, kierto ja skaalaus, lapset seuraavat, pivot keskipisteessä ja prosentteina · orbit, suorat näkymät orientaatiowidgetistä ja view lock -painike · .obj-vienti osat erillisinä · tallennus ja avaus (JSON on ehdotus, valinta perustellaan viikolla 50). Tärkeä jatko (P1): Päivitä SVG, kulmasnappaus, pieni esikatseluikkuna (PiP), kierron kohderajaukset, oma teema ja isot kahvat, ortografinen näkymä, view lockin pikanäppäin.</w:t>
+        <w:t xml:space="preserve">Pakollinen ydin (P0, ennen katselmointia vk 3): SVG-tuonti · layerit ja ryhmät solmupuuksi · revolve 3–32 segmenttiä · inflate 3–8 sivua · valinta, siirto, kierto ja skaalaus, lapset seuraavat, pivot keskipisteessä ja prosentteina · orbit, suorat näkymät orientaatiowidgetistä ja view lock -painike · .obj-vienti osat erillisinä · tallennus ja avaus (JSON on ehdotus, valinta perustellaan viikolla 2). Tärkeä jatko (P1): Päivitä SVG, kulmasnappaus, pieni esikatseluikkuna (PiP), kierron kohderajaukset, oma teema ja isot kahvat, ortografinen näkymä, view lockin pikanäppäin.</w:t>
       </w:r>
     </w:p>
     <w:p>
@@ -245,7 +245,7 @@
                 <w:sz w:val="19"/>
                 <w:szCs w:val="19"/>
               </w:rPr>
-              <w:t xml:space="preserve">Viikkopalaveri ma tai ti (sovitut kortit issue-kommentteina, edellisen viikon funktio ääneen), pakollisen ytimen (P0) tarkistuspiste vk 47, vikatehtävä tarvittaessa, ohjaajan päätökset (tekijänimi, lisenssi, krediitit, katselmoinnin kirjaustapa, julkaisutestaaja, arviointi). Toimii tiimin jäsenen roolissa vk 2:n ratkaisuarviossa.</w:t>
+              <w:t xml:space="preserve">Viikkopalaveri ma tai ti (sovitut kortit issue-kommentteina, edellisen viikon funktio ääneen), pakollisen ytimen (P0) tarkistuspiste vk 49, vikatehtävä tarvittaessa, ohjaajan päätökset (tekijänimi, lisenssi, krediitit, katselmoinnin kirjaustapa, julkaisutestaaja, arviointi). Toimii tiimin jäsenen roolissa vk 4:n ratkaisuarviossa.</w:t>
             </w:r>
           </w:p>
         </w:tc>
@@ -296,7 +296,7 @@
                 <w:sz w:val="19"/>
                 <w:szCs w:val="19"/>
               </w:rPr>
-              <w:t xml:space="preserve">Vastaavat kysymyslistaan vk 40–41, katselmoivat MVP:n vk 51 (Antti release-zipistä omalla Windows-koneellaan, Matti opiskelijan koneella) ja antavat tärkeän jatkon (P1) prioriteetit. Vk 7 Antti vahvistaa, että v1.0-release toimii hänen Windows-koneellaan; Matti (Mac) vahvistaa demon tai opiskelijan koneen kautta. Kun Matti toimii asiakkaana, se kerrotaan tehtävässä.</w:t>
+              <w:t xml:space="preserve">Vastaavat kysymyslistaan vk 40–41, katselmoivat MVP:n vk 3 (Antti release-zipistä omalla Windows-koneellaan, Matti opiskelijan koneella) ja antavat tärkeän jatkon (P1) prioriteetit. Vk 10 Antti vahvistaa, että v1.0-release toimii hänen Windows-koneellaan; Matti (Mac) vahvistaa demon tai opiskelijan koneen kautta. Kun Matti toimii asiakkaana, se kerrotaan tehtävässä.</w:t>
             </w:r>
           </w:p>
         </w:tc>
@@ -324,7 +324,7 @@
                 <w:sz w:val="19"/>
                 <w:szCs w:val="19"/>
               </w:rPr>
-              <w:t xml:space="preserve">Julkaisutestaaja (toinen opiskelija, vk 6)</w:t>
+              <w:t xml:space="preserve">Julkaisutestaaja (toinen opiskelija, vk 9)</w:t>
             </w:r>
           </w:p>
         </w:tc>
@@ -347,7 +347,7 @@
                 <w:sz w:val="19"/>
                 <w:szCs w:val="19"/>
               </w:rPr>
-              <w:t xml:space="preserve">Kulkee README:n avulla koko polun Inkscape-piirroksesta .obj-tiedostoon ilman suullista apua. Nimi ja sanat toimitetaan ohjaajalle Teamsissa; repositoryyn kirjataan rooli. Nimetään viimeistään vk 5.</w:t>
+              <w:t xml:space="preserve">Kulkee README:n avulla koko polun Inkscape-piirroksesta .obj-tiedostoon ilman suullista apua. Nimi ja sanat toimitetaan ohjaajalle Teamsissa; repositoryyn kirjataan rooli. Nimetään viimeistään vk 7.</w:t>
             </w:r>
           </w:p>
         </w:tc>
@@ -375,7 +375,7 @@
                 <w:sz w:val="19"/>
                 <w:szCs w:val="19"/>
               </w:rPr>
-              <w:t xml:space="preserve">Arvioijat (vk 9)</w:t>
+              <w:t xml:space="preserve">Arvioijat (vk 11)</w:t>
             </w:r>
           </w:p>
         </w:tc>
@@ -809,7 +809,7 @@
                 <w:sz w:val="19"/>
                 <w:szCs w:val="19"/>
               </w:rPr>
-              <w:t xml:space="preserve">Onko pakollinen ydin aikataulussa? Jos ei, ohjaaja päättää, mikä katselmoidaan keskeneräisenä ja mikä tehdään vk 4:llä omassa haarassa pull requestilla.</w:t>
+              <w:t xml:space="preserve">Onko pakollinen ydin aikataulussa? Jos ei, ohjaaja päättää, mikä katselmoidaan keskeneräisenä ja mikä tehdään vk 6:llä omassa haarassa pull requestilla.</w:t>
             </w:r>
           </w:p>
         </w:tc>
@@ -1022,7 +1022,7 @@
                 <w:sz w:val="19"/>
                 <w:szCs w:val="19"/>
               </w:rPr>
-              <w:t xml:space="preserve">Antti kokeillut v0.1-zipiä omalla Windows-koneellaan, katselmointiloki rooleilla, asiakkaiden sanat erillään tulkinnasta, havainnot issueina prioriteetein, tilatiedosto lomaa varten.</w:t>
+              <w:t xml:space="preserve">Antti kokeillut v0.1-zipiä omalla Windows-koneellaan, katselmointiloki rooleilla, asiakkaiden sanat erillään tulkinnasta, havainnot issueina prioriteetein, tilatiedosto seuraavaa viikkoa varten.</w:t>
             </w:r>
           </w:p>
         </w:tc>
@@ -1671,7 +1671,7 @@
                 <w:sz w:val="19"/>
                 <w:szCs w:val="19"/>
               </w:rPr>
-              <w:t xml:space="preserve">Testit 1–26 (T01–T26) ja lisätestit, myös maailmamuunnoksen lisätesti vk 44: odotettu tulos kirjoitettu itse testikoodiin ennen toteutusta, tulokset issueissa</w:t>
+              <w:t xml:space="preserve">Testit 1–26 (T01–T26) ja lisätestit, myös maailmamuunnoksen lisätesti vk 45: odotettu tulos kirjoitettu itse testikoodiin ennen toteutusta, tulokset issueissa</w:t>
             </w:r>
           </w:p>
         </w:tc>
@@ -1744,7 +1744,7 @@
                 <w:sz w:val="19"/>
                 <w:szCs w:val="19"/>
               </w:rPr>
-              <w:t xml:space="preserve">Rajapinta ennen toteutusta, selityspohja kolmesta funktiosta (hierarkian muunnos, pivotin syötteen tarkistus, OBJ-objektijako) sekä maailmamuunnos puhtaana funktiona (vk 44), selitys ääneen seuraavan viikon palaverissa (ohjaajan päätös 23.9.2026)</w:t>
+              <w:t xml:space="preserve">Rajapinta ennen toteutusta, selityspohja kolmesta funktiosta (hierarkian muunnos, pivotin syötteen tarkistus, OBJ-objektijako) sekä maailmamuunnos puhtaana funktiona (vk 45), selitys ääneen seuraavan viikon palaverissa (ohjaajan päätös 23.9.2026)</w:t>
             </w:r>
           </w:p>
         </w:tc>
@@ -3185,7 +3185,7 @@
                 <w:sz w:val="19"/>
                 <w:szCs w:val="19"/>
               </w:rPr>
-              <w:t xml:space="preserve">Commitit rivillä Closes #N, tagit: viikkoversiot v0.0.43–v0.0.49, v0.1, v1.0-rc1 ja v1.0</w:t>
+              <w:t xml:space="preserve">Commitit rivillä Closes #N, tagit: viikkoversiot v0.0.43–v0.0.51, v0.1, v1.0-rc1 ja v1.0</w:t>
             </w:r>
           </w:p>
         </w:tc>
@@ -3331,7 +3331,7 @@
                 <w:sz w:val="19"/>
                 <w:szCs w:val="19"/>
               </w:rPr>
-              <w:t xml:space="preserve">Releasen rakentaminen ja julkaisu GitHub Actionsilla (PyInstaller, itsetesti, zip): viikkoversiot v0.0.43–v0.0.49, MVP v0.1 ja v1.0</w:t>
+              <w:t xml:space="preserve">Releasen rakentaminen ja julkaisu GitHub Actionsilla (PyInstaller, itsetesti, zip): viikkoversiot v0.0.43–v0.0.51, MVP v0.1 ja v1.0</w:t>
             </w:r>
           </w:p>
         </w:tc>
@@ -3969,7 +3969,7 @@
                 <w:sz w:val="19"/>
                 <w:szCs w:val="19"/>
               </w:rPr>
-              <w:t xml:space="preserve">Dokumentointitapa sovittu vk 43, README ja käyttöohje vk 6</w:t>
+              <w:t xml:space="preserve">Dokumentointitapa sovittu vk 43, README ja käyttöohje vk 9</w:t>
             </w:r>
           </w:p>
         </w:tc>
@@ -4151,7 +4151,7 @@
           <w:sz w:val="21"/>
           <w:szCs w:val="21"/>
         </w:rPr>
-        <w:t xml:space="preserve">Käyttöönotto-ohjeen kovavaatimus: toinen opiskelija kulkee README:n avulla koko polun Inkscape-piirroksesta .obj-tiedostoon ilman suullista apua (vk 6).</w:t>
+        <w:t xml:space="preserve">Käyttöönotto-ohjeen kovavaatimus: toinen opiskelija kulkee README:n avulla koko polun Inkscape-piirroksesta .obj-tiedostoon ilman suullista apua (vk 9).</w:t>
       </w:r>
     </w:p>
     <w:p>
@@ -4201,7 +4201,7 @@
           <w:sz w:val="21"/>
           <w:szCs w:val="21"/>
         </w:rPr>
-        <w:t xml:space="preserve">Viikot on rakennettu niin, ettei niitä voi suorittaa kopioimalla tehtävänantoa kielimalliin: joka viikko viikkopalaveri ohjaajan kanssa, oma Inkscape-tiedosto ja omat päätökset B-osiossa, omat testiarvot, issuet ja commitit GitHubissa, katselmointi asiakkaiden kanssa vk 51 ja julkaisutesti toisella opiskelijalla vk 6.</w:t>
+        <w:t xml:space="preserve">Viikot on rakennettu niin, ettei niitä voi suorittaa kopioimalla tehtävänantoa kielimalliin: joka viikko viikkopalaveri ohjaajan kanssa, oma Inkscape-tiedosto ja omat päätökset B-osiossa, omat testiarvot, issuet ja commitit GitHubissa, katselmointi asiakkaiden kanssa vk 3 ja julkaisutesti toisella opiskelijalla vk 9.</w:t>
       </w:r>
     </w:p>
     <w:p>
@@ -4350,7 +4350,7 @@
           <w:sz w:val="20"/>
           <w:szCs w:val="20"/>
         </w:rPr>
-        <w:t xml:space="preserve">katselmointi.md (vk 51) ja julkaisutesti.md (vk 6) rooleilla; nimet ja sanatarkat lausumat Teamsissa ohjaajalla.</w:t>
+        <w:t xml:space="preserve">katselmointi.md (vk 3) ja julkaisutesti.md (vk 9) rooleilla; nimet ja sanatarkat lausumat Teamsissa ohjaajalla.</w:t>
       </w:r>
     </w:p>
     <w:p>
@@ -4391,7 +4391,7 @@
           <w:sz w:val="21"/>
           <w:szCs w:val="21"/>
         </w:rPr>
-        <w:t xml:space="preserve">Luovutus viimeistään pe 5.3.2027.</w:t>
+        <w:t xml:space="preserve">Luovutus viimeistään pe 19.3.2027.</w:t>
       </w:r>
     </w:p>
     <w:p>
@@ -4527,7 +4527,7 @@
           <w:sz w:val="21"/>
           <w:szCs w:val="21"/>
         </w:rPr>
-        <w:t xml:space="preserve">Pakollisen ytimen (P0) tarkistuspiste vk 47</w:t>
+        <w:t xml:space="preserve">Pakollisen ytimen (P0) tarkistuspiste vk 49</w:t>
       </w:r>
     </w:p>
     <w:p>
@@ -4540,7 +4540,7 @@
           <w:sz w:val="20"/>
           <w:szCs w:val="20"/>
         </w:rPr>
-        <w:t xml:space="preserve">Jos pakollinen ydin on myöhässä, ohjaaja päättää viikon 47 palaverissa, mikä katselmoidaan keskeneräisenä ja mikä tehdään vk 4:llä omassa haarassa pull requestilla.</w:t>
+        <w:t xml:space="preserve">Jos pakollinen ydin on myöhässä, ohjaaja päättää viikon 49 palaverissa, mikä katselmoidaan keskeneräisenä ja mikä tehdään vk 6:llä omassa haarassa pull requestilla.</w:t>
       </w:r>
     </w:p>
     <w:p>
@@ -4818,6 +4818,21 @@
   <w:style w:type="paragraph" w:styleId="Normal" w:default="1">
     <w:name w:val="Normal"/>
     <w:qFormat/>
+  </w:style>
+  <w:style w:type="table" w:styleId="TableNormal" w:default="true">
+    <w:name w:val="Normal Table"/>
+    <w:uiPriority w:val="99"/>
+    <w:semiHidden/>
+    <w:unhideWhenUsed/>
+    <w:tblPr>
+      <w:tblInd w:type="dxa" w:w="0"/>
+      <w:tblCellMar>
+        <w:top w:type="dxa" w:w="0"/>
+        <w:left w:type="dxa" w:w="108"/>
+        <w:bottom w:type="dxa" w:w="0"/>
+        <w:right w:type="dxa" w:w="108"/>
+      </w:tblCellMar>
+    </w:tblPr>
   </w:style>
   <w:style w:type="paragraph" w:styleId="Title">
     <w:name w:val="Title"/>

--- a/vektoripaja/downloads/nayttosuunnitelma.docx
+++ b/vektoripaja/downloads/nayttosuunnitelma.docx
@@ -26,7 +26,7 @@
           <w:sz w:val="23"/>
           <w:szCs w:val="23"/>
         </w:rPr>
-        <w:t xml:space="preserve">Vektoripaja · Low-poly 3D-mallinnin Windows-työpöytäsovelluksena (Python): Inkscapen SVG → 3D-malli → .obj. Tekoälyavusteinen työtapa: Microsoft 365 Copilot suunnittelee ja auttaa Tiedosto-kaistalla. GitHub Copilot avustaa VS Codessa. · Vk 40/2026–vk 11/2027 · syysloma vk 42 · joululoma 18.12.–10.1. · talviloma vk 8, luovutus pe 19.3.2027</w:t>
+        <w:t xml:space="preserve">Vektoripaja · Low-poly 3D-mallinnin Windows-työpöytäsovelluksena (Python): Inkscapen SVG → 3D-malli → .obj. Tekoälyavusteinen työtapa: Microsoft 365 Copilot suunnittelee ja auttaa Tiedosto-kaistalla. GitHub Copilot avustaa VS Codessa. · Vk 40/2026–vk 12/2027 · syysloma vk 42 · joululoma 18.12.–10.1. · talviloma vk 8, luovutus pe 26.3.2027</w:t>
       </w:r>
     </w:p>
     <w:p>
@@ -101,7 +101,7 @@
           <w:sz w:val="21"/>
           <w:szCs w:val="21"/>
         </w:rPr>
-        <w:t xml:space="preserve">Aikataulu on päivätty: vk 40/2026 (ma 28.9.) – vk 11/2027 (pe 19.3.), 20 työviikkoa. Lomat vk 42, joululoma 18.12.–10.1. (vk 51 on neljä työpäivää) ja talviloma vk 8. Viikot 43–44 ja 45–46 ovat kahden viikon jaksoja.</w:t>
+        <w:t xml:space="preserve">Aikataulu on päivätty: vk 40/2026 (ma 28.9.) – vk 12/2027 (pe 26.3.), 21 työviikkoa. Lomat vk 42, joululoma 18.12.–10.1. (vk 51 on neljä työpäivää) ja talviloma vk 8. Viikot 43–44 ja 45–46 ovat kahden viikon jaksoja.</w:t>
       </w:r>
     </w:p>
     <w:p>
@@ -115,7 +115,7 @@
           <w:sz w:val="21"/>
           <w:szCs w:val="21"/>
         </w:rPr>
-        <w:t xml:space="preserve">Pakollinen ydin (P0, ennen katselmointia vk 3): SVG-tuonti · layerit ja ryhmät solmupuuksi · revolve 3–32 segmenttiä · inflate 3–8 sivua · valinta, siirto, kierto ja skaalaus, lapset seuraavat, pivot keskipisteessä ja prosentteina · orbit, suorat näkymät orientaatiowidgetistä ja view lock -painike · .obj-vienti osat erillisinä · tallennus ja avaus (JSON on ehdotus, valinta perustellaan viikolla 2). Tärkeä jatko (P1): Päivitä SVG, kulmasnappaus, pieni esikatseluikkuna (PiP), kierron kohderajaukset, oma teema ja isot kahvat, ortografinen näkymä, view lockin pikanäppäin.</w:t>
+        <w:t xml:space="preserve">Pakollinen ydin (P0, ennen katselmointia vk 4): SVG-tuonti · layerit ja ryhmät solmupuuksi · revolve 3–32 segmenttiä · inflate 3–8 sivua · valinta, siirto, kierto ja skaalaus, lapset seuraavat, pivot keskipisteessä ja prosentteina · orbit, suorat näkymät orientaatiowidgetistä ja view lock -painike · .obj-vienti osat erillisinä · tallennus ja avaus (JSON on ehdotus, valinta perustellaan viikolla 3). Tärkeä jatko (P1): Päivitä SVG, kulmasnappaus, pieni esikatseluikkuna (PiP), kierron kohderajaukset, oma teema ja isot kahvat, ortografinen näkymä, view lockin pikanäppäin.</w:t>
       </w:r>
     </w:p>
     <w:p>
@@ -245,7 +245,7 @@
                 <w:sz w:val="19"/>
                 <w:szCs w:val="19"/>
               </w:rPr>
-              <w:t xml:space="preserve">Viikkopalaveri ma tai ti (sovitut kortit issue-kommentteina, edellisen viikon funktio ääneen), pakollisen ytimen (P0) tarkistuspiste vk 49, vikatehtävä tarvittaessa, ohjaajan päätökset (tekijänimi, lisenssi, krediitit, katselmoinnin kirjaustapa, julkaisutestaaja, arviointi). Toimii tiimin jäsenen roolissa vk 4:n ratkaisuarviossa.</w:t>
+              <w:t xml:space="preserve">Viikkopalaveri ma tai ti (sovitut kortit issue-kommentteina, edellisen viikon funktio ääneen), pakollisen ytimen (P0) tarkistuspiste vk 49, vikatehtävä tarvittaessa, ohjaajan päätökset (tekijänimi, lisenssi, krediitit, katselmoinnin kirjaustapa, julkaisutestaaja, arviointi). Toimii tiimin jäsenen roolissa vk 5:n ratkaisuarviossa.</w:t>
             </w:r>
           </w:p>
         </w:tc>
@@ -296,7 +296,7 @@
                 <w:sz w:val="19"/>
                 <w:szCs w:val="19"/>
               </w:rPr>
-              <w:t xml:space="preserve">Vastaavat kysymyslistaan vk 40–41, katselmoivat MVP:n vk 3 (Antti release-zipistä omalla Windows-koneellaan, Matti opiskelijan koneella) ja antavat tärkeän jatkon (P1) prioriteetit. Vk 10 Antti vahvistaa, että v1.0-release toimii hänen Windows-koneellaan; Matti (Mac) vahvistaa demon tai opiskelijan koneen kautta. Kun Matti toimii asiakkaana, se kerrotaan tehtävässä.</w:t>
+              <w:t xml:space="preserve">Vastaavat kysymyslistaan vk 40–41, katselmoivat MVP:n vk 4 (Antti release-zipistä omalla Windows-koneellaan, Matti opiskelijan koneella) ja antavat tärkeän jatkon (P1) prioriteetit. Vk 11 Antti vahvistaa, että v1.0-release toimii hänen Windows-koneellaan; Matti (Mac) vahvistaa demon tai opiskelijan koneen kautta. Kun Matti toimii asiakkaana, se kerrotaan tehtävässä.</w:t>
             </w:r>
           </w:p>
         </w:tc>
@@ -324,7 +324,7 @@
                 <w:sz w:val="19"/>
                 <w:szCs w:val="19"/>
               </w:rPr>
-              <w:t xml:space="preserve">Julkaisutestaaja (toinen opiskelija, vk 9)</w:t>
+              <w:t xml:space="preserve">Julkaisutestaaja (toinen opiskelija, vk 10)</w:t>
             </w:r>
           </w:p>
         </w:tc>
@@ -347,7 +347,7 @@
                 <w:sz w:val="19"/>
                 <w:szCs w:val="19"/>
               </w:rPr>
-              <w:t xml:space="preserve">Kulkee README:n avulla koko polun Inkscape-piirroksesta .obj-tiedostoon ilman suullista apua. Nimi ja sanat toimitetaan ohjaajalle Teamsissa; repositoryyn kirjataan rooli. Nimetään viimeistään vk 7.</w:t>
+              <w:t xml:space="preserve">Kulkee README:n avulla koko polun Inkscape-piirroksesta .obj-tiedostoon ilman suullista apua. Nimi ja sanat toimitetaan ohjaajalle Teamsissa; repositoryyn kirjataan rooli. Nimetään viimeistään vk 9.</w:t>
             </w:r>
           </w:p>
         </w:tc>
@@ -375,7 +375,7 @@
                 <w:sz w:val="19"/>
                 <w:szCs w:val="19"/>
               </w:rPr>
-              <w:t xml:space="preserve">Arvioijat (vk 11)</w:t>
+              <w:t xml:space="preserve">Arvioijat (vk 12)</w:t>
             </w:r>
           </w:p>
         </w:tc>
@@ -809,7 +809,7 @@
                 <w:sz w:val="19"/>
                 <w:szCs w:val="19"/>
               </w:rPr>
-              <w:t xml:space="preserve">Onko pakollinen ydin aikataulussa? Jos ei, ohjaaja päättää, mikä katselmoidaan keskeneräisenä ja mikä tehdään vk 6:llä omassa haarassa pull requestilla.</w:t>
+              <w:t xml:space="preserve">Onko pakollinen ydin aikataulussa? Jos ei, ohjaaja päättää, mikä katselmoidaan keskeneräisenä ja mikä tehdään vk 7:llä omassa haarassa pull requestilla.</w:t>
             </w:r>
           </w:p>
         </w:tc>
@@ -3969,7 +3969,7 @@
                 <w:sz w:val="19"/>
                 <w:szCs w:val="19"/>
               </w:rPr>
-              <w:t xml:space="preserve">Dokumentointitapa sovittu vk 43, README ja käyttöohje vk 9</w:t>
+              <w:t xml:space="preserve">Dokumentointitapa sovittu vk 43, README ja käyttöohje vk 10</w:t>
             </w:r>
           </w:p>
         </w:tc>
@@ -4151,7 +4151,7 @@
           <w:sz w:val="21"/>
           <w:szCs w:val="21"/>
         </w:rPr>
-        <w:t xml:space="preserve">Käyttöönotto-ohjeen kovavaatimus: toinen opiskelija kulkee README:n avulla koko polun Inkscape-piirroksesta .obj-tiedostoon ilman suullista apua (vk 9).</w:t>
+        <w:t xml:space="preserve">Käyttöönotto-ohjeen kovavaatimus: toinen opiskelija kulkee README:n avulla koko polun Inkscape-piirroksesta .obj-tiedostoon ilman suullista apua (vk 10).</w:t>
       </w:r>
     </w:p>
     <w:p>
@@ -4201,7 +4201,7 @@
           <w:sz w:val="21"/>
           <w:szCs w:val="21"/>
         </w:rPr>
-        <w:t xml:space="preserve">Viikot on rakennettu niin, ettei niitä voi suorittaa kopioimalla tehtävänantoa kielimalliin: joka viikko viikkopalaveri ohjaajan kanssa, oma Inkscape-tiedosto ja omat päätökset B-osiossa, omat testiarvot, issuet ja commitit GitHubissa, katselmointi asiakkaiden kanssa vk 3 ja julkaisutesti toisella opiskelijalla vk 9.</w:t>
+        <w:t xml:space="preserve">Viikot on rakennettu niin, ettei niitä voi suorittaa kopioimalla tehtävänantoa kielimalliin: joka viikko viikkopalaveri ohjaajan kanssa, oma Inkscape-tiedosto ja omat päätökset B-osiossa, omat testiarvot, issuet ja commitit GitHubissa, katselmointi asiakkaiden kanssa vk 4 ja julkaisutesti toisella opiskelijalla vk 10.</w:t>
       </w:r>
     </w:p>
     <w:p>
@@ -4350,7 +4350,7 @@
           <w:sz w:val="20"/>
           <w:szCs w:val="20"/>
         </w:rPr>
-        <w:t xml:space="preserve">katselmointi.md (vk 3) ja julkaisutesti.md (vk 9) rooleilla; nimet ja sanatarkat lausumat Teamsissa ohjaajalla.</w:t>
+        <w:t xml:space="preserve">katselmointi.md (vk 4) ja julkaisutesti.md (vk 10) rooleilla; nimet ja sanatarkat lausumat Teamsissa ohjaajalla.</w:t>
       </w:r>
     </w:p>
     <w:p>
@@ -4391,7 +4391,7 @@
           <w:sz w:val="21"/>
           <w:szCs w:val="21"/>
         </w:rPr>
-        <w:t xml:space="preserve">Luovutus viimeistään pe 19.3.2027.</w:t>
+        <w:t xml:space="preserve">Luovutus viimeistään pe 26.3.2027.</w:t>
       </w:r>
     </w:p>
     <w:p>
@@ -4540,7 +4540,7 @@
           <w:sz w:val="20"/>
           <w:szCs w:val="20"/>
         </w:rPr>
-        <w:t xml:space="preserve">Jos pakollinen ydin on myöhässä, ohjaaja päättää viikon 49 palaverissa, mikä katselmoidaan keskeneräisenä ja mikä tehdään vk 6:llä omassa haarassa pull requestilla.</w:t>
+        <w:t xml:space="preserve">Jos pakollinen ydin on myöhässä, ohjaaja päättää viikon 49 palaverissa, mikä katselmoidaan keskeneräisenä ja mikä tehdään vk 7:llä omassa haarassa pull requestilla.</w:t>
       </w:r>
     </w:p>
     <w:p>

--- a/vektoripaja/downloads/nayttosuunnitelma.docx
+++ b/vektoripaja/downloads/nayttosuunnitelma.docx
@@ -4921,6 +4921,139 @@
     <w:basedOn w:val="Normal"/>
     <w:qFormat/>
   </w:style>
+  <w:style w:type="paragraph" w:styleId="Caption">
+    <w:name w:val="caption"/>
+    <w:basedOn w:val="Normal"/>
+    <w:next w:val="Normal"/>
+    <w:uiPriority w:val="35"/>
+    <w:semiHidden/>
+    <w:unhideWhenUsed/>
+    <w:qFormat/>
+    <w:pPr>
+      <w:spacing w:after="200"/>
+    </w:pPr>
+    <w:rPr>
+      <w:i/>
+      <w:iCs/>
+      <w:color w:val="44546A" w:themeColor="dark2"/>
+      <w:sz w:val="18"/>
+      <w:szCs w:val="18"/>
+    </w:rPr>
+  </w:style>
+  <w:style w:type="paragraph" w:styleId="Bibliography">
+    <w:name w:val="Bibliography"/>
+    <w:basedOn w:val="Normal"/>
+    <w:next w:val="Normal"/>
+    <w:uiPriority w:val="37"/>
+    <w:unhideWhenUsed/>
+  </w:style>
+  <w:style w:type="paragraph" w:styleId="TOC1">
+    <w:name w:val="toc 1"/>
+    <w:basedOn w:val="Normal"/>
+    <w:next w:val="Normal"/>
+    <w:uiPriority w:val="39"/>
+    <w:semiHidden/>
+    <w:unhideWhenUsed/>
+    <w:pPr>
+      <w:spacing w:after="100"/>
+    </w:pPr>
+  </w:style>
+  <w:style w:type="paragraph" w:styleId="TOC2">
+    <w:name w:val="toc 2"/>
+    <w:basedOn w:val="Normal"/>
+    <w:next w:val="Normal"/>
+    <w:uiPriority w:val="39"/>
+    <w:semiHidden/>
+    <w:unhideWhenUsed/>
+    <w:pPr>
+      <w:spacing w:after="100"/>
+      <w:ind w:left="210"/>
+    </w:pPr>
+  </w:style>
+  <w:style w:type="paragraph" w:styleId="TOC3">
+    <w:name w:val="toc 3"/>
+    <w:basedOn w:val="Normal"/>
+    <w:next w:val="Normal"/>
+    <w:uiPriority w:val="39"/>
+    <w:semiHidden/>
+    <w:unhideWhenUsed/>
+    <w:pPr>
+      <w:spacing w:after="100"/>
+      <w:ind w:left="420"/>
+    </w:pPr>
+  </w:style>
+  <w:style w:type="paragraph" w:styleId="TOC4">
+    <w:name w:val="toc 4"/>
+    <w:basedOn w:val="Normal"/>
+    <w:next w:val="Normal"/>
+    <w:uiPriority w:val="39"/>
+    <w:semiHidden/>
+    <w:unhideWhenUsed/>
+    <w:pPr>
+      <w:spacing w:after="100"/>
+      <w:ind w:left="630"/>
+    </w:pPr>
+  </w:style>
+  <w:style w:type="paragraph" w:styleId="TOC5">
+    <w:name w:val="toc 5"/>
+    <w:basedOn w:val="Normal"/>
+    <w:next w:val="Normal"/>
+    <w:uiPriority w:val="39"/>
+    <w:semiHidden/>
+    <w:unhideWhenUsed/>
+    <w:pPr>
+      <w:spacing w:after="100"/>
+      <w:ind w:left="840"/>
+    </w:pPr>
+  </w:style>
+  <w:style w:type="paragraph" w:styleId="TOC6">
+    <w:name w:val="toc 6"/>
+    <w:basedOn w:val="Normal"/>
+    <w:next w:val="Normal"/>
+    <w:uiPriority w:val="39"/>
+    <w:semiHidden/>
+    <w:unhideWhenUsed/>
+    <w:pPr>
+      <w:spacing w:after="100"/>
+      <w:ind w:left="1050"/>
+    </w:pPr>
+  </w:style>
+  <w:style w:type="paragraph" w:styleId="TOC7">
+    <w:name w:val="toc 7"/>
+    <w:basedOn w:val="Normal"/>
+    <w:next w:val="Normal"/>
+    <w:uiPriority w:val="39"/>
+    <w:semiHidden/>
+    <w:unhideWhenUsed/>
+    <w:pPr>
+      <w:spacing w:after="100"/>
+      <w:ind w:left="1260"/>
+    </w:pPr>
+  </w:style>
+  <w:style w:type="paragraph" w:styleId="TOC8">
+    <w:name w:val="toc 8"/>
+    <w:basedOn w:val="Normal"/>
+    <w:next w:val="Normal"/>
+    <w:uiPriority w:val="39"/>
+    <w:semiHidden/>
+    <w:unhideWhenUsed/>
+    <w:pPr>
+      <w:spacing w:after="100"/>
+      <w:ind w:left="1470"/>
+    </w:pPr>
+  </w:style>
+  <w:style w:type="paragraph" w:styleId="TOC9">
+    <w:name w:val="toc 9"/>
+    <w:basedOn w:val="Normal"/>
+    <w:next w:val="Normal"/>
+    <w:uiPriority w:val="39"/>
+    <w:semiHidden/>
+    <w:unhideWhenUsed/>
+    <w:pPr>
+      <w:spacing w:after="100"/>
+      <w:ind w:left="1680"/>
+    </w:pPr>
+  </w:style>
   <w:style w:type="character" w:styleId="Hyperlink">
     <w:name w:val="Hyperlink"/>
     <w:basedOn w:val="DefaultParagraphFont"/>
@@ -5004,6 +5137,13 @@
       <w:sz w:val="20"/>
       <w:szCs w:val="20"/>
     </w:rPr>
+  </w:style>
+  <w:style w:type="character" w:styleId="LineNumber">
+    <w:name w:val="line number"/>
+    <w:basedOn w:val="DefaultParagraphFont"/>
+    <w:uiPriority w:val="99"/>
+    <w:semiHidden/>
+    <w:unhideWhenUsed/>
   </w:style>
 </w:styles>
 </file>
